--- a/06-operacao/01-implantacao.docx
+++ b/06-operacao/01-implantacao.docx
@@ -1563,7 +1563,7 @@
     </w:p>
     <w:bookmarkEnd w:id="64"/>
     <w:bookmarkEnd w:id="65"/>
-    <w:bookmarkStart w:id="66" w:name="configuração-e-segredos"/>
+    <w:bookmarkStart w:id="67" w:name="configuração-e-segredos"/>
     <w:p>
       <w:pPr>
         <w:pStyle w:val="Heading2"/>
@@ -1741,8 +1741,19 @@
               <w:pStyle w:val="Compact"/>
             </w:pPr>
             <w:r>
-              <w:t xml:space="preserve">{{Serviço X}}; cada flag com dono e data de remoção</w:t>
-            </w:r>
+              <w:t xml:space="preserve">{{Serviço X}}; cada flag com dono e data de remoção — ver</w:t>
+            </w:r>
+            <w:r>
+              <w:t xml:space="preserve"> </w:t>
+            </w:r>
+            <w:hyperlink r:id="rId66">
+              <w:r>
+                <w:rPr>
+                  <w:rStyle w:val="Hyperlink"/>
+                </w:rPr>
+                <w:t xml:space="preserve">Gestão de Feature Flags</w:t>
+              </w:r>
+            </w:hyperlink>
           </w:p>
         </w:tc>
       </w:tr>
@@ -1772,8 +1783,8 @@
         </w:pict>
       </w:r>
     </w:p>
-    <w:bookmarkEnd w:id="66"/>
-    <w:bookmarkStart w:id="67" w:name="infraestrutura-como-código"/>
+    <w:bookmarkEnd w:id="67"/>
+    <w:bookmarkStart w:id="68" w:name="infraestrutura-como-código"/>
     <w:p>
       <w:pPr>
         <w:pStyle w:val="Heading2"/>
@@ -1962,8 +1973,8 @@
         </w:pict>
       </w:r>
     </w:p>
-    <w:bookmarkEnd w:id="67"/>
-    <w:bookmarkStart w:id="68" w:name="calendário-e-restrições"/>
+    <w:bookmarkEnd w:id="68"/>
+    <w:bookmarkStart w:id="69" w:name="calendário-e-restrições"/>
     <w:p>
       <w:pPr>
         <w:pStyle w:val="Heading2"/>
@@ -2107,7 +2118,7 @@
         </w:tc>
       </w:tr>
     </w:tbl>
-    <w:bookmarkEnd w:id="68"/>
+    <w:bookmarkEnd w:id="69"/>
     <w:sectPr>
       <w:footerReference xmlns:r="http://schemas.openxmlformats.org/officeDocument/2006/relationships" r:id="rId40" w:type="default"/>
       <w:pgSz w:h="16838" w:w="11906"/>
